--- a/specs/Improvments and Corrections.docx
+++ b/specs/Improvments and Corrections.docx
@@ -3,21 +3,695 @@
 <w:document xmlns:wpc="http://schemas.microsoft.com/office/word/2010/wordprocessingCanvas" xmlns:cx="http://schemas.microsoft.com/office/drawing/2014/chartex" xmlns:cx1="http://schemas.microsoft.com/office/drawing/2015/9/8/chartex" xmlns:cx2="http://schemas.microsoft.com/office/drawing/2015/10/21/chartex" xmlns:cx3="http://schemas.microsoft.com/office/drawing/2016/5/9/chartex" xmlns:cx4="http://schemas.microsoft.com/office/drawing/2016/5/10/chartex" xmlns:cx5="http://schemas.microsoft.com/office/drawing/2016/5/11/chartex" xmlns:cx6="http://schemas.microsoft.com/office/drawing/2016/5/12/chartex" xmlns:cx7="http://schemas.microsoft.com/office/drawing/2016/5/13/chartex" xmlns:cx8="http://schemas.microsoft.com/office/drawing/2016/5/14/chartex" xmlns:mc="http://schemas.openxmlformats.org/markup-compatibility/2006" xmlns:aink="http://schemas.microsoft.com/office/drawing/2016/ink" xmlns:am3d="http://schemas.microsoft.com/office/drawing/2017/model3d" xmlns:o="urn:schemas-microsoft-com:office:office" xmlns:oel="http://schemas.microsoft.com/office/2019/extlst" xmlns:r="http://schemas.openxmlformats.org/officeDocument/2006/relationships" xmlns:m="http://schemas.openxmlformats.org/officeDocument/2006/math" xmlns:v="urn:schemas-microsoft-com:vml" xmlns:wp14="http://schemas.microsoft.com/office/word/2010/wordprocessingDrawing" xmlns:wp="http://schemas.openxmlformats.org/drawingml/2006/wordprocessingDrawing" xmlns:w10="urn:schemas-microsoft-com:office:word" xmlns:w="http://schemas.openxmlformats.org/wordprocessingml/2006/main" xmlns:w14="http://schemas.microsoft.com/office/word/2010/wordml" xmlns:w15="http://schemas.microsoft.com/office/word/2012/wordml" xmlns:w16cex="http://schemas.microsoft.com/office/word/2018/wordml/cex" xmlns:w16cid="http://schemas.microsoft.com/office/word/2016/wordml/cid" xmlns:w16="http://schemas.microsoft.com/office/word/2018/wordml" xmlns:w16du="http://schemas.microsoft.com/office/word/2023/wordml/word16du" xmlns:w16sdtdh="http://schemas.microsoft.com/office/word/2020/wordml/sdtdatahash" xmlns:w16sdtfl="http://schemas.microsoft.com/office/word/2024/wordml/sdtformatlock" xmlns:w16se="http://schemas.microsoft.com/office/word/2015/wordml/symex" xmlns:wpg="http://schemas.microsoft.com/office/word/2010/wordprocessingGroup" xmlns:wpi="http://schemas.microsoft.com/office/word/2010/wordprocessingInk" xmlns:wne="http://schemas.microsoft.com/office/word/2006/wordml" xmlns:wps="http://schemas.microsoft.com/office/word/2010/wordprocessingShape" mc:Ignorable="w14 w15 w16se w16cid w16 w16cex w16sdtdh w16sdtfl w16du wp14">
   <w:body>
     <w:p>
-      <w:r>
-        <w:t>On Control Design page below are the correction / Improvements needs to be performed.</w:t>
-      </w:r>
-    </w:p>
-    <w:p/>
-    <w:p>
       <w:pPr>
         <w:pStyle w:val="ListParagraph"/>
         <w:numPr>
           <w:ilvl w:val="0"/>
-          <w:numId w:val="13"/>
+          <w:numId w:val="14"/>
         </w:numPr>
-      </w:pPr>
-      <w:r>
-        <w:t xml:space="preserve">Screen 2 – Compensator &amp; Bode -&gt; </w:t>
+        <w:jc w:val="both"/>
+      </w:pPr>
+      <w:r>
+        <w:t xml:space="preserve">Control Design </w:t>
+      </w:r>
+      <w:r>
+        <w:t xml:space="preserve">-&gt; </w:t>
+      </w:r>
+      <w:r>
+        <w:rPr>
+          <w:b/>
+          <w:bCs/>
+        </w:rPr>
+        <w:t>Control Design · Screen 2 of 7 — Controller-Fixed Components &amp; Selections</w:t>
+      </w:r>
+      <w:r>
+        <w:rPr>
+          <w:b/>
+          <w:bCs/>
+        </w:rPr>
+        <w:t xml:space="preserve"> -&gt; Current sense resi</w:t>
+      </w:r>
+      <w:r>
+        <w:rPr>
+          <w:b/>
+          <w:bCs/>
+        </w:rPr>
+        <w:t xml:space="preserve">stor value selection from window -&gt; Looks like agent does calculate the </w:t>
+      </w:r>
+      <w:r>
+        <w:rPr>
+          <w:b/>
+          <w:bCs/>
+        </w:rPr>
+        <w:t>correct value but also shows 15 mOHM</w:t>
+      </w:r>
+      <w:r>
+        <w:rPr>
+          <w:b/>
+          <w:bCs/>
+        </w:rPr>
+        <w:t xml:space="preserve"> as one of the </w:t>
+      </w:r>
+      <w:r>
+        <w:rPr>
+          <w:b/>
+          <w:bCs/>
+        </w:rPr>
+        <w:t>suggestions</w:t>
+      </w:r>
+      <w:r>
+        <w:rPr>
+          <w:b/>
+          <w:bCs/>
+        </w:rPr>
+        <w:t>. Goal is to show mu</w:t>
+      </w:r>
+      <w:r>
+        <w:rPr>
+          <w:b/>
+          <w:bCs/>
+        </w:rPr>
+        <w:t xml:space="preserve">ltiple </w:t>
+      </w:r>
+      <w:r>
+        <w:rPr>
+          <w:b/>
+          <w:bCs/>
+        </w:rPr>
+        <w:t xml:space="preserve">standard </w:t>
+      </w:r>
+      <w:r>
+        <w:rPr>
+          <w:b/>
+          <w:bCs/>
+        </w:rPr>
+        <w:t xml:space="preserve">values for provided / calculated design specs based on the </w:t>
+      </w:r>
+      <w:r>
+        <w:rPr>
+          <w:b/>
+          <w:bCs/>
+        </w:rPr>
+        <w:t xml:space="preserve">calculation methods 1 and 2. </w:t>
+      </w:r>
+      <w:r>
+        <w:rPr>
+          <w:b/>
+          <w:bCs/>
+        </w:rPr>
+        <w:t xml:space="preserve">Find the reason and </w:t>
+      </w:r>
+      <w:r>
+        <w:rPr>
+          <w:b/>
+          <w:bCs/>
+        </w:rPr>
+        <w:t>correct it</w:t>
+      </w:r>
+      <w:r>
+        <w:rPr>
+          <w:b/>
+          <w:bCs/>
+        </w:rPr>
+        <w:t xml:space="preserve"> as well.</w:t>
+      </w:r>
+      <w:r>
+        <w:rPr>
+          <w:b/>
+          <w:bCs/>
+        </w:rPr>
+        <w:t xml:space="preserve"> Also during c</w:t>
+      </w:r>
+      <w:r>
+        <w:rPr>
+          <w:b/>
+          <w:bCs/>
+        </w:rPr>
+        <w:t>alculation, the value selected by designer on GUI page should be taken into account rather 15 mOHM.</w:t>
+      </w:r>
+    </w:p>
+    <w:p>
+      <w:pPr>
+        <w:pStyle w:val="ListParagraph"/>
+        <w:numPr>
+          <w:ilvl w:val="0"/>
+          <w:numId w:val="14"/>
+        </w:numPr>
+        <w:jc w:val="both"/>
+      </w:pPr>
+      <w:r>
+        <w:rPr>
+          <w:b/>
+          <w:bCs/>
+        </w:rPr>
+        <w:t xml:space="preserve">During the DC bus capacitor </w:t>
+      </w:r>
+      <w:r>
+        <w:rPr>
+          <w:b/>
+          <w:bCs/>
+        </w:rPr>
+        <w:t>simulation</w:t>
+      </w:r>
+      <w:r>
+        <w:rPr>
+          <w:b/>
+          <w:bCs/>
+        </w:rPr>
+        <w:t xml:space="preserve"> page -</w:t>
+      </w:r>
+      <w:r>
+        <w:rPr>
+          <w:b/>
+          <w:bCs/>
+        </w:rPr>
+        <w:t xml:space="preserve">&gt; Pk to PK ripple for 100% load </w:t>
+      </w:r>
+      <w:r>
+        <w:rPr>
+          <w:b/>
+          <w:bCs/>
+        </w:rPr>
+        <w:t xml:space="preserve">has value which is different </w:t>
+      </w:r>
+      <w:r>
+        <w:rPr>
+          <w:b/>
+          <w:bCs/>
+        </w:rPr>
+        <w:t>th</w:t>
+      </w:r>
+      <w:r>
+        <w:rPr>
+          <w:b/>
+          <w:bCs/>
+        </w:rPr>
+        <w:t>en control design page</w:t>
+      </w:r>
+      <w:r>
+        <w:rPr>
+          <w:b/>
+          <w:bCs/>
+        </w:rPr>
+        <w:t xml:space="preserve"> -&gt; 4b volta</w:t>
+      </w:r>
+      <w:r>
+        <w:rPr>
+          <w:b/>
+          <w:bCs/>
+        </w:rPr>
+        <w:t>g</w:t>
+      </w:r>
+      <w:r>
+        <w:rPr>
+          <w:b/>
+          <w:bCs/>
+        </w:rPr>
+        <w:t>e loop</w:t>
+      </w:r>
+      <w:r>
+        <w:rPr>
+          <w:b/>
+          <w:bCs/>
+        </w:rPr>
+        <w:t xml:space="preserve"> shows at Live step response – 0% to 100% </w:t>
+      </w:r>
+      <w:r>
+        <w:rPr>
+          <w:b/>
+          <w:bCs/>
+        </w:rPr>
+        <w:t xml:space="preserve">step load when Vout gets stabilize. </w:t>
+      </w:r>
+    </w:p>
+    <w:p>
+      <w:pPr>
+        <w:pStyle w:val="ListParagraph"/>
+        <w:numPr>
+          <w:ilvl w:val="0"/>
+          <w:numId w:val="14"/>
+        </w:numPr>
+        <w:jc w:val="both"/>
+      </w:pPr>
+      <w:r>
+        <w:rPr>
+          <w:b/>
+          <w:bCs/>
+        </w:rPr>
+        <w:t xml:space="preserve">Control </w:t>
+      </w:r>
+      <w:r>
+        <w:rPr>
+          <w:b/>
+          <w:bCs/>
+        </w:rPr>
+        <w:t>Loop Design -&gt; 4C Final components -&gt; There are two tables</w:t>
+      </w:r>
+      <w:r>
+        <w:rPr>
+          <w:b/>
+          <w:bCs/>
+        </w:rPr>
+        <w:t xml:space="preserve"> 1) Final Control loop components 2) Stability scorecard</w:t>
+      </w:r>
+      <w:r>
+        <w:rPr>
+          <w:b/>
+          <w:bCs/>
+        </w:rPr>
+        <w:t>. Both has up-down scroller. We have enough space to show entire table without scrolling up and down. Remove scroller from both table and show full length of tables.</w:t>
+      </w:r>
+    </w:p>
+    <w:p>
+      <w:pPr>
+        <w:pStyle w:val="ListParagraph"/>
+        <w:numPr>
+          <w:ilvl w:val="0"/>
+          <w:numId w:val="14"/>
+        </w:numPr>
+        <w:jc w:val="both"/>
+        <w:rPr>
+          <w:b/>
+          <w:bCs/>
+        </w:rPr>
+      </w:pPr>
+      <w:r>
+        <w:rPr>
+          <w:b/>
+          <w:bCs/>
+        </w:rPr>
+        <w:t xml:space="preserve">Control loop design -&gt; </w:t>
+      </w:r>
+      <w:r>
+        <w:rPr>
+          <w:b/>
+          <w:bCs/>
+        </w:rPr>
+        <w:t>Application Schematic </w:t>
+      </w:r>
+      <w:r>
+        <w:rPr>
+          <w:b/>
+          <w:bCs/>
+        </w:rPr>
+        <w:t>-&gt;</w:t>
+      </w:r>
+    </w:p>
+    <w:p>
+      <w:pPr>
+        <w:pStyle w:val="ListParagraph"/>
+        <w:numPr>
+          <w:ilvl w:val="0"/>
+          <w:numId w:val="15"/>
+        </w:numPr>
+        <w:jc w:val="both"/>
+        <w:rPr>
+          <w:b/>
+          <w:bCs/>
+        </w:rPr>
+      </w:pPr>
+      <w:r>
+        <w:rPr>
+          <w:b/>
+          <w:bCs/>
+        </w:rPr>
+        <w:t xml:space="preserve"> Remove messages</w:t>
+      </w:r>
+      <w:r>
+        <w:rPr>
+          <w:b/>
+          <w:bCs/>
+        </w:rPr>
+        <w:t xml:space="preserve"> -&gt; </w:t>
+      </w:r>
+      <w:r>
+        <w:t>Topology per the FLEX2 front-end reference (sheet 2). </w:t>
+      </w:r>
+      <w:r>
+        <w:rPr>
+          <w:b/>
+          <w:bCs/>
+        </w:rPr>
+        <w:t>Amber values</w:t>
+      </w:r>
+      <w:r>
+        <w:t> are taken live from your selections on Screens 1–2; grey "(typ)" parts are not sized by this tool.</w:t>
+      </w:r>
+    </w:p>
+    <w:p>
+      <w:pPr>
+        <w:pStyle w:val="ListParagraph"/>
+        <w:numPr>
+          <w:ilvl w:val="0"/>
+          <w:numId w:val="15"/>
+        </w:numPr>
+        <w:jc w:val="both"/>
+        <w:rPr>
+          <w:b/>
+          <w:bCs/>
+        </w:rPr>
+      </w:pPr>
+      <w:r>
+        <w:t xml:space="preserve">Change </w:t>
+      </w:r>
+      <w:r>
+        <w:t>-&gt; “</w:t>
+      </w:r>
+      <w:r>
+        <w:rPr>
+          <w:b/>
+          <w:bCs/>
+        </w:rPr>
+        <w:t>FAN9672 Pin Networks (live values)</w:t>
+      </w:r>
+      <w:r>
+        <w:rPr>
+          <w:b/>
+          <w:bCs/>
+        </w:rPr>
+        <w:t>” to “</w:t>
+      </w:r>
+      <w:r>
+        <w:rPr>
+          <w:b/>
+          <w:bCs/>
+        </w:rPr>
+        <w:t>FAN9672 Pin Networks</w:t>
+      </w:r>
+      <w:r>
+        <w:rPr>
+          <w:b/>
+          <w:bCs/>
+        </w:rPr>
+        <w:t>”</w:t>
+      </w:r>
+    </w:p>
+    <w:p>
+      <w:pPr>
+        <w:pStyle w:val="ListParagraph"/>
+        <w:numPr>
+          <w:ilvl w:val="0"/>
+          <w:numId w:val="15"/>
+        </w:numPr>
+        <w:jc w:val="both"/>
+        <w:rPr>
+          <w:b/>
+          <w:bCs/>
+        </w:rPr>
+      </w:pPr>
+      <w:r>
+        <w:rPr>
+          <w:b/>
+          <w:bCs/>
+        </w:rPr>
+        <w:t xml:space="preserve">Remove </w:t>
+      </w:r>
+      <w:r>
+        <w:rPr>
+          <w:b/>
+          <w:bCs/>
+        </w:rPr>
+        <w:t>-&gt;  “</w:t>
+      </w:r>
+      <w:r>
+        <w:rPr>
+          <w:b/>
+          <w:bCs/>
+        </w:rPr>
+        <w:t>Screen 7/7 · Schematic &amp; Report</w:t>
+      </w:r>
+      <w:r>
+        <w:rPr>
+          <w:b/>
+          <w:bCs/>
+        </w:rPr>
+        <w:t>”</w:t>
+      </w:r>
+    </w:p>
+    <w:p>
+      <w:pPr>
+        <w:pStyle w:val="ListParagraph"/>
+        <w:numPr>
+          <w:ilvl w:val="0"/>
+          <w:numId w:val="15"/>
+        </w:numPr>
+        <w:jc w:val="both"/>
+        <w:rPr>
+          <w:b/>
+          <w:bCs/>
+        </w:rPr>
+      </w:pPr>
+      <w:r>
+        <w:rPr>
+          <w:b/>
+          <w:bCs/>
+        </w:rPr>
+        <w:t xml:space="preserve">Change -&gt; </w:t>
+      </w:r>
+      <w:r>
+        <w:rPr>
+          <w:b/>
+          <w:bCs/>
+        </w:rPr>
+        <w:t>“Download + Review (chapter 1-6 +Appendices” to “</w:t>
+      </w:r>
+      <w:r>
+        <w:rPr>
+          <w:b/>
+          <w:bCs/>
+        </w:rPr>
+        <w:t>Download &amp; Review Report”</w:t>
+      </w:r>
+    </w:p>
+    <w:p>
+      <w:pPr>
+        <w:pStyle w:val="ListParagraph"/>
+        <w:numPr>
+          <w:ilvl w:val="0"/>
+          <w:numId w:val="14"/>
+        </w:numPr>
+        <w:jc w:val="both"/>
+        <w:rPr>
+          <w:b/>
+          <w:bCs/>
+        </w:rPr>
+      </w:pPr>
+      <w:r>
+        <w:rPr>
+          <w:b/>
+          <w:bCs/>
+        </w:rPr>
+        <w:t>Semiconductor page -&gt; Bridge</w:t>
+      </w:r>
+      <w:r>
+        <w:rPr>
+          <w:b/>
+          <w:bCs/>
+        </w:rPr>
+        <w:t xml:space="preserve"> -&gt; We already have </w:t>
+      </w:r>
+      <w:r>
+        <w:rPr>
+          <w:b/>
+          <w:bCs/>
+        </w:rPr>
+        <w:t xml:space="preserve">worst case input current calculated. Bridge tab shows the current </w:t>
+      </w:r>
+      <w:r>
+        <w:rPr>
+          <w:b/>
+          <w:bCs/>
+        </w:rPr>
+        <w:t xml:space="preserve">by default more than 15A on GUI. By </w:t>
+      </w:r>
+      <w:r>
+        <w:rPr>
+          <w:b/>
+          <w:bCs/>
+        </w:rPr>
+        <w:t>default,</w:t>
+      </w:r>
+      <w:r>
+        <w:rPr>
+          <w:b/>
+          <w:bCs/>
+        </w:rPr>
+        <w:t xml:space="preserve"> value shown should be greater than </w:t>
+      </w:r>
+      <w:r>
+        <w:rPr>
+          <w:b/>
+          <w:bCs/>
+        </w:rPr>
+        <w:t>already calculated worst case input current which designer can change.</w:t>
+      </w:r>
+      <w:r>
+        <w:rPr>
+          <w:b/>
+          <w:bCs/>
+        </w:rPr>
+        <w:t xml:space="preserve"> Samething for </w:t>
+      </w:r>
+      <w:r>
+        <w:rPr>
+          <w:b/>
+          <w:bCs/>
+        </w:rPr>
+        <w:t>sync_bottom, bypass bottom mosfets on bottom leges.</w:t>
+      </w:r>
+      <w:r>
+        <w:rPr>
+          <w:b/>
+          <w:bCs/>
+        </w:rPr>
+        <w:t xml:space="preserve"> And same for other semicondutors. </w:t>
+      </w:r>
+    </w:p>
+    <w:p>
+      <w:pPr>
+        <w:pStyle w:val="ListParagraph"/>
+        <w:numPr>
+          <w:ilvl w:val="0"/>
+          <w:numId w:val="14"/>
+        </w:numPr>
+        <w:jc w:val="both"/>
+        <w:rPr>
+          <w:b/>
+          <w:bCs/>
+        </w:rPr>
+      </w:pPr>
+      <w:r>
+        <w:rPr>
+          <w:b/>
+          <w:bCs/>
+        </w:rPr>
+        <w:t xml:space="preserve">If I select </w:t>
+      </w:r>
+      <w:r>
+        <w:rPr>
+          <w:b/>
+          <w:bCs/>
+        </w:rPr>
+        <w:t>higher number for device in parallel, I do not see any change in bridge rectifier drop. If current splits to half then diode drop per device will be less so we should see some change. Find the reason and fix it.</w:t>
+      </w:r>
+    </w:p>
+    <w:p>
+      <w:pPr>
+        <w:pStyle w:val="ListParagraph"/>
+        <w:numPr>
+          <w:ilvl w:val="0"/>
+          <w:numId w:val="14"/>
+        </w:numPr>
+        <w:jc w:val="both"/>
+        <w:rPr>
+          <w:b/>
+          <w:bCs/>
+        </w:rPr>
+      </w:pPr>
+      <w:r>
+        <w:rPr>
+          <w:b/>
+          <w:bCs/>
+        </w:rPr>
+        <w:t xml:space="preserve">Why </w:t>
+      </w:r>
+      <w:r>
+        <w:rPr>
+          <w:b/>
+          <w:bCs/>
+        </w:rPr>
+        <w:t>do I</w:t>
+      </w:r>
+      <w:r>
+        <w:rPr>
+          <w:b/>
+          <w:bCs/>
+        </w:rPr>
+        <w:t xml:space="preserve"> not see PFC diode switching losses</w:t>
+      </w:r>
+      <w:r>
+        <w:rPr>
+          <w:b/>
+          <w:bCs/>
+        </w:rPr>
+        <w:t xml:space="preserve"> and Reverse recovery losses</w:t>
+      </w:r>
+      <w:r>
+        <w:rPr>
+          <w:b/>
+          <w:bCs/>
+        </w:rPr>
+        <w:t xml:space="preserve">? Does agent calculate it? Find it and fix it. </w:t>
+      </w:r>
+    </w:p>
+    <w:p>
+      <w:pPr>
+        <w:pStyle w:val="ListParagraph"/>
+        <w:numPr>
+          <w:ilvl w:val="0"/>
+          <w:numId w:val="14"/>
+        </w:numPr>
+        <w:jc w:val="both"/>
+        <w:rPr>
+          <w:b/>
+          <w:bCs/>
+        </w:rPr>
+      </w:pPr>
+      <w:r>
+        <w:rPr>
+          <w:b/>
+          <w:bCs/>
+        </w:rPr>
+        <w:t xml:space="preserve">Input protection page -&gt; NTC inrush current limiter -&gt; </w:t>
+      </w:r>
+      <w:r>
+        <w:rPr>
+          <w:b/>
+          <w:bCs/>
+        </w:rPr>
+        <w:t xml:space="preserve"> Provide a designer to select correct NTC based on </w:t>
+      </w:r>
+      <w:r>
+        <w:rPr>
+          <w:b/>
+          <w:bCs/>
+        </w:rPr>
+        <w:t xml:space="preserve">calculation. RUpdate the calculation based on selected NTC and document in to report. </w:t>
+      </w:r>
+    </w:p>
+    <w:p>
+      <w:pPr>
+        <w:pStyle w:val="ListParagraph"/>
+        <w:numPr>
+          <w:ilvl w:val="0"/>
+          <w:numId w:val="14"/>
+        </w:numPr>
+        <w:jc w:val="both"/>
+        <w:rPr>
+          <w:b/>
+          <w:bCs/>
+        </w:rPr>
+      </w:pPr>
+      <w:r>
+        <w:rPr>
+          <w:b/>
+          <w:bCs/>
+        </w:rPr>
+        <w:t xml:space="preserve"> Input protecti</w:t>
+      </w:r>
+      <w:r>
+        <w:rPr>
+          <w:b/>
+          <w:bCs/>
+        </w:rPr>
+        <w:t xml:space="preserve">on -&gt; Only generate report for Chapter 8-9. Need to generate report full report including </w:t>
+      </w:r>
+      <w:r>
+        <w:rPr>
+          <w:b/>
+          <w:bCs/>
+        </w:rPr>
+        <w:t xml:space="preserve">previous steps. </w:t>
       </w:r>
     </w:p>
     <w:sectPr>
@@ -1067,6 +1741,95 @@
     </w:lvl>
   </w:abstractNum>
   <w:abstractNum w:abstractNumId="10" w15:restartNumberingAfterBreak="0">
+    <w:nsid w:val="45EA7340"/>
+    <w:multiLevelType w:val="hybridMultilevel"/>
+    <w:tmpl w:val="F5E28E68"/>
+    <w:lvl w:ilvl="0" w:tplc="6B74A8A2">
+      <w:start w:val="1"/>
+      <w:numFmt w:val="decimal"/>
+      <w:lvlText w:val="%1)"/>
+      <w:lvlJc w:val="left"/>
+      <w:pPr>
+        <w:ind w:left="411" w:hanging="360"/>
+      </w:pPr>
+      <w:rPr>
+        <w:rFonts w:hint="default"/>
+      </w:rPr>
+    </w:lvl>
+    <w:lvl w:ilvl="1" w:tplc="04090019" w:tentative="1">
+      <w:start w:val="1"/>
+      <w:numFmt w:val="lowerLetter"/>
+      <w:lvlText w:val="%2."/>
+      <w:lvlJc w:val="left"/>
+      <w:pPr>
+        <w:ind w:left="1131" w:hanging="360"/>
+      </w:pPr>
+    </w:lvl>
+    <w:lvl w:ilvl="2" w:tplc="0409001B" w:tentative="1">
+      <w:start w:val="1"/>
+      <w:numFmt w:val="lowerRoman"/>
+      <w:lvlText w:val="%3."/>
+      <w:lvlJc w:val="right"/>
+      <w:pPr>
+        <w:ind w:left="1851" w:hanging="180"/>
+      </w:pPr>
+    </w:lvl>
+    <w:lvl w:ilvl="3" w:tplc="0409000F" w:tentative="1">
+      <w:start w:val="1"/>
+      <w:numFmt w:val="decimal"/>
+      <w:lvlText w:val="%4."/>
+      <w:lvlJc w:val="left"/>
+      <w:pPr>
+        <w:ind w:left="2571" w:hanging="360"/>
+      </w:pPr>
+    </w:lvl>
+    <w:lvl w:ilvl="4" w:tplc="04090019" w:tentative="1">
+      <w:start w:val="1"/>
+      <w:numFmt w:val="lowerLetter"/>
+      <w:lvlText w:val="%5."/>
+      <w:lvlJc w:val="left"/>
+      <w:pPr>
+        <w:ind w:left="3291" w:hanging="360"/>
+      </w:pPr>
+    </w:lvl>
+    <w:lvl w:ilvl="5" w:tplc="0409001B" w:tentative="1">
+      <w:start w:val="1"/>
+      <w:numFmt w:val="lowerRoman"/>
+      <w:lvlText w:val="%6."/>
+      <w:lvlJc w:val="right"/>
+      <w:pPr>
+        <w:ind w:left="4011" w:hanging="180"/>
+      </w:pPr>
+    </w:lvl>
+    <w:lvl w:ilvl="6" w:tplc="0409000F" w:tentative="1">
+      <w:start w:val="1"/>
+      <w:numFmt w:val="decimal"/>
+      <w:lvlText w:val="%7."/>
+      <w:lvlJc w:val="left"/>
+      <w:pPr>
+        <w:ind w:left="4731" w:hanging="360"/>
+      </w:pPr>
+    </w:lvl>
+    <w:lvl w:ilvl="7" w:tplc="04090019" w:tentative="1">
+      <w:start w:val="1"/>
+      <w:numFmt w:val="lowerLetter"/>
+      <w:lvlText w:val="%8."/>
+      <w:lvlJc w:val="left"/>
+      <w:pPr>
+        <w:ind w:left="5451" w:hanging="360"/>
+      </w:pPr>
+    </w:lvl>
+    <w:lvl w:ilvl="8" w:tplc="0409001B" w:tentative="1">
+      <w:start w:val="1"/>
+      <w:numFmt w:val="lowerRoman"/>
+      <w:lvlText w:val="%9."/>
+      <w:lvlJc w:val="right"/>
+      <w:pPr>
+        <w:ind w:left="6171" w:hanging="180"/>
+      </w:pPr>
+    </w:lvl>
+  </w:abstractNum>
+  <w:abstractNum w:abstractNumId="11" w15:restartNumberingAfterBreak="0">
     <w:nsid w:val="4D5905B1"/>
     <w:multiLevelType w:val="hybridMultilevel"/>
     <w:tmpl w:val="F2CABAD6"/>
@@ -1179,7 +1942,7 @@
       </w:rPr>
     </w:lvl>
   </w:abstractNum>
-  <w:abstractNum w:abstractNumId="11" w15:restartNumberingAfterBreak="0">
+  <w:abstractNum w:abstractNumId="12" w15:restartNumberingAfterBreak="0">
     <w:nsid w:val="5A6356EB"/>
     <w:multiLevelType w:val="hybridMultilevel"/>
     <w:tmpl w:val="5584359A"/>
@@ -1292,7 +2055,96 @@
       </w:rPr>
     </w:lvl>
   </w:abstractNum>
-  <w:abstractNum w:abstractNumId="12" w15:restartNumberingAfterBreak="0">
+  <w:abstractNum w:abstractNumId="13" w15:restartNumberingAfterBreak="0">
+    <w:nsid w:val="72C005A2"/>
+    <w:multiLevelType w:val="hybridMultilevel"/>
+    <w:tmpl w:val="71FE9532"/>
+    <w:lvl w:ilvl="0" w:tplc="BE2C1FA6">
+      <w:start w:val="1"/>
+      <w:numFmt w:val="decimal"/>
+      <w:lvlText w:val="%1)"/>
+      <w:lvlJc w:val="left"/>
+      <w:pPr>
+        <w:ind w:left="771" w:hanging="360"/>
+      </w:pPr>
+      <w:rPr>
+        <w:rFonts w:hint="default"/>
+      </w:rPr>
+    </w:lvl>
+    <w:lvl w:ilvl="1" w:tplc="04090019" w:tentative="1">
+      <w:start w:val="1"/>
+      <w:numFmt w:val="lowerLetter"/>
+      <w:lvlText w:val="%2."/>
+      <w:lvlJc w:val="left"/>
+      <w:pPr>
+        <w:ind w:left="1491" w:hanging="360"/>
+      </w:pPr>
+    </w:lvl>
+    <w:lvl w:ilvl="2" w:tplc="0409001B" w:tentative="1">
+      <w:start w:val="1"/>
+      <w:numFmt w:val="lowerRoman"/>
+      <w:lvlText w:val="%3."/>
+      <w:lvlJc w:val="right"/>
+      <w:pPr>
+        <w:ind w:left="2211" w:hanging="180"/>
+      </w:pPr>
+    </w:lvl>
+    <w:lvl w:ilvl="3" w:tplc="0409000F" w:tentative="1">
+      <w:start w:val="1"/>
+      <w:numFmt w:val="decimal"/>
+      <w:lvlText w:val="%4."/>
+      <w:lvlJc w:val="left"/>
+      <w:pPr>
+        <w:ind w:left="2931" w:hanging="360"/>
+      </w:pPr>
+    </w:lvl>
+    <w:lvl w:ilvl="4" w:tplc="04090019" w:tentative="1">
+      <w:start w:val="1"/>
+      <w:numFmt w:val="lowerLetter"/>
+      <w:lvlText w:val="%5."/>
+      <w:lvlJc w:val="left"/>
+      <w:pPr>
+        <w:ind w:left="3651" w:hanging="360"/>
+      </w:pPr>
+    </w:lvl>
+    <w:lvl w:ilvl="5" w:tplc="0409001B" w:tentative="1">
+      <w:start w:val="1"/>
+      <w:numFmt w:val="lowerRoman"/>
+      <w:lvlText w:val="%6."/>
+      <w:lvlJc w:val="right"/>
+      <w:pPr>
+        <w:ind w:left="4371" w:hanging="180"/>
+      </w:pPr>
+    </w:lvl>
+    <w:lvl w:ilvl="6" w:tplc="0409000F" w:tentative="1">
+      <w:start w:val="1"/>
+      <w:numFmt w:val="decimal"/>
+      <w:lvlText w:val="%7."/>
+      <w:lvlJc w:val="left"/>
+      <w:pPr>
+        <w:ind w:left="5091" w:hanging="360"/>
+      </w:pPr>
+    </w:lvl>
+    <w:lvl w:ilvl="7" w:tplc="04090019" w:tentative="1">
+      <w:start w:val="1"/>
+      <w:numFmt w:val="lowerLetter"/>
+      <w:lvlText w:val="%8."/>
+      <w:lvlJc w:val="left"/>
+      <w:pPr>
+        <w:ind w:left="5811" w:hanging="360"/>
+      </w:pPr>
+    </w:lvl>
+    <w:lvl w:ilvl="8" w:tplc="0409001B" w:tentative="1">
+      <w:start w:val="1"/>
+      <w:numFmt w:val="lowerRoman"/>
+      <w:lvlText w:val="%9."/>
+      <w:lvlJc w:val="right"/>
+      <w:pPr>
+        <w:ind w:left="6531" w:hanging="180"/>
+      </w:pPr>
+    </w:lvl>
+  </w:abstractNum>
+  <w:abstractNum w:abstractNumId="14" w15:restartNumberingAfterBreak="0">
     <w:nsid w:val="7FC56C6D"/>
     <w:multiLevelType w:val="hybridMultilevel"/>
     <w:tmpl w:val="BE80ACD6"/>
@@ -1415,10 +2267,10 @@
     <w:abstractNumId w:val="2"/>
   </w:num>
   <w:num w:numId="4" w16cid:durableId="1292059308">
-    <w:abstractNumId w:val="12"/>
+    <w:abstractNumId w:val="14"/>
   </w:num>
   <w:num w:numId="5" w16cid:durableId="2046983878">
-    <w:abstractNumId w:val="10"/>
+    <w:abstractNumId w:val="11"/>
   </w:num>
   <w:num w:numId="6" w16cid:durableId="555162896">
     <w:abstractNumId w:val="3"/>
@@ -1436,13 +2288,19 @@
     <w:abstractNumId w:val="0"/>
   </w:num>
   <w:num w:numId="11" w16cid:durableId="1443308378">
-    <w:abstractNumId w:val="11"/>
+    <w:abstractNumId w:val="12"/>
   </w:num>
   <w:num w:numId="12" w16cid:durableId="465395555">
     <w:abstractNumId w:val="4"/>
   </w:num>
   <w:num w:numId="13" w16cid:durableId="316081061">
     <w:abstractNumId w:val="7"/>
+  </w:num>
+  <w:num w:numId="14" w16cid:durableId="1276789708">
+    <w:abstractNumId w:val="10"/>
+  </w:num>
+  <w:num w:numId="15" w16cid:durableId="1625580436">
+    <w:abstractNumId w:val="13"/>
   </w:num>
 </w:numbering>
 </file>
